--- a/data/docx_format/discharge_summary_01.docx
+++ b/data/docx_format/discharge_summary_01.docx
@@ -54,6 +54,12 @@
     <w:p>
       <w:r>
         <w:t>Follow up with primary care physician within 1 week. Contact: (555) 812-3345.</w:t>
+      </w:r>
+    </w:p>
+    <w:p/>
+    <w:p>
+      <w:r>
+        <w:t>Internal case reference: 048261953. Retain this with the paper chart.</w:t>
       </w:r>
     </w:p>
     <w:p/>
